--- a/content-pipeline/06-word-documents/02-english-word/007_mariamman-hindu-temple-saigon.docx
+++ b/content-pipeline/06-word-documents/02-english-word/007_mariamman-hindu-temple-saigon.docx
@@ -114,275 +114,6 @@
         </w:rPr>
         <w:t xml:space="preserve"> sits proudly at 45 Truong Dinh Street, a mere 200-meter stroll from the market's West Gate. For over a century, this jewel of Dravidian architecture has stood not only as the spiritual nerve center for the city's Indian diaspora but also as a shining symbol of southern Vietnam’s remarkable religious harmony.</w:t>
       </w:r>
-    </w:p>
-    <w:p>
-      <w:pPr>
-        <w:spacing w:before="120" w:after="120"/>
-        <w:jc w:val="center"/>
-      </w:pPr>
-      <w:r>
-        <w:rPr>
-          <w:color w:val="CBD5E1"/>
-        </w:rPr>
-        <w:t>―――――――――――――――――――――――――――――――――――――――――――――</w:t>
-      </w:r>
-    </w:p>
-    <w:p>
-      <w:pPr>
-        <w:keepNext/>
-        <w:spacing w:before="320" w:after="120" w:line="276" w:lineRule="auto"/>
-      </w:pPr>
-      <w:r>
-        <w:rPr>
-          <w:rFonts w:ascii="Calibri" w:hAnsi="Calibri"/>
-          <w:b/>
-          <w:color w:val="1B365D"/>
-          <w:sz w:val="32"/>
-        </w:rPr>
-        <w:t>Quick Overview Stats (2026 Field Dimensions)</w:t>
-      </w:r>
-    </w:p>
-    <w:tbl>
-      <w:tblPr>
-        <w:tblW w:type="auto" w:w="0"/>
-        <w:jc w:val="center"/>
-        <w:tblLook w:firstColumn="1" w:firstRow="1" w:lastColumn="0" w:lastRow="0" w:noHBand="0" w:noVBand="1" w:val="04A0"/>
-        <w:tblBorders>
-          <w:top w:val="single" w:sz="4" w:space="0" w:color="CBD5E1"/>
-          <w:bottom w:val="single" w:sz="6" w:space="0" w:color="1B365D"/>
-          <w:left w:val="none"/>
-          <w:right w:val="none"/>
-          <w:insideH w:val="single" w:sz="4" w:space="0" w:color="CBD5E1"/>
-          <w:insideV w:val="none"/>
-        </w:tblBorders>
-      </w:tblPr>
-      <w:tblGrid>
-        <w:gridCol w:w="2484"/>
-        <w:gridCol w:w="2484"/>
-        <w:gridCol w:w="2484"/>
-        <w:gridCol w:w="2484"/>
-      </w:tblGrid>
-      <w:tr>
-        <w:tc>
-          <w:tcPr>
-            <w:tcW w:type="dxa" w:w="2484"/>
-            <w:vAlign w:val="center"/>
-            <w:shd w:fill="1B365D"/>
-            <w:tcMar>
-              <w:top w:w="140" w:type="dxa"/>
-              <w:bottom w:w="140" w:type="dxa"/>
-              <w:left w:w="150" w:type="dxa"/>
-              <w:right w:w="150" w:type="dxa"/>
-            </w:tcMar>
-          </w:tcPr>
-          <w:p>
-            <w:pPr>
-              <w:spacing w:before="0" w:after="0" w:line="276" w:lineRule="auto"/>
-            </w:pPr>
-            <w:r>
-              <w:rPr>
-                <w:rFonts w:ascii="Calibri" w:hAnsi="Calibri"/>
-                <w:b/>
-                <w:color w:val="FFFFFF"/>
-                <w:sz w:val="19"/>
-              </w:rPr>
-              <w:t>📍 Temple Coordinates</w:t>
-            </w:r>
-          </w:p>
-        </w:tc>
-        <w:tc>
-          <w:tcPr>
-            <w:tcW w:type="dxa" w:w="2484"/>
-            <w:vAlign w:val="center"/>
-            <w:shd w:fill="1B365D"/>
-            <w:tcMar>
-              <w:top w:w="140" w:type="dxa"/>
-              <w:bottom w:w="140" w:type="dxa"/>
-              <w:left w:w="150" w:type="dxa"/>
-              <w:right w:w="150" w:type="dxa"/>
-            </w:tcMar>
-          </w:tcPr>
-          <w:p>
-            <w:pPr>
-              <w:spacing w:before="0" w:after="0" w:line="276" w:lineRule="auto"/>
-            </w:pPr>
-            <w:r>
-              <w:rPr>
-                <w:rFonts w:ascii="Calibri" w:hAnsi="Calibri"/>
-                <w:b/>
-                <w:color w:val="FFFFFF"/>
-                <w:sz w:val="19"/>
-              </w:rPr>
-              <w:t>🕉️ Faith &amp; Enshrined Deity</w:t>
-            </w:r>
-          </w:p>
-        </w:tc>
-        <w:tc>
-          <w:tcPr>
-            <w:tcW w:type="dxa" w:w="2484"/>
-            <w:vAlign w:val="center"/>
-            <w:shd w:fill="1B365D"/>
-            <w:tcMar>
-              <w:top w:w="140" w:type="dxa"/>
-              <w:bottom w:w="140" w:type="dxa"/>
-              <w:left w:w="150" w:type="dxa"/>
-              <w:right w:w="150" w:type="dxa"/>
-            </w:tcMar>
-          </w:tcPr>
-          <w:p>
-            <w:pPr>
-              <w:spacing w:before="0" w:after="0" w:line="276" w:lineRule="auto"/>
-            </w:pPr>
-            <w:r>
-              <w:rPr>
-                <w:rFonts w:ascii="Calibri" w:hAnsi="Calibri"/>
-                <w:b/>
-                <w:color w:val="FFFFFF"/>
-                <w:sz w:val="19"/>
-              </w:rPr>
-              <w:t>⏳ Founding Era</w:t>
-            </w:r>
-          </w:p>
-        </w:tc>
-        <w:tc>
-          <w:tcPr>
-            <w:tcW w:type="dxa" w:w="2484"/>
-            <w:vAlign w:val="center"/>
-            <w:shd w:fill="1B365D"/>
-            <w:tcMar>
-              <w:top w:w="140" w:type="dxa"/>
-              <w:bottom w:w="140" w:type="dxa"/>
-              <w:left w:w="150" w:type="dxa"/>
-              <w:right w:w="150" w:type="dxa"/>
-            </w:tcMar>
-          </w:tcPr>
-          <w:p>
-            <w:pPr>
-              <w:spacing w:before="0" w:after="0" w:line="276" w:lineRule="auto"/>
-            </w:pPr>
-            <w:r>
-              <w:rPr>
-                <w:rFonts w:ascii="Calibri" w:hAnsi="Calibri"/>
-                <w:b/>
-                <w:color w:val="FFFFFF"/>
-                <w:sz w:val="19"/>
-              </w:rPr>
-              <w:t>🎟️ 2026 Reference Policy</w:t>
-            </w:r>
-          </w:p>
-        </w:tc>
-      </w:tr>
-      <w:tr>
-        <w:tc>
-          <w:tcPr>
-            <w:tcW w:type="dxa" w:w="2484"/>
-            <w:vAlign w:val="center"/>
-            <w:shd w:fill="F8FAFC"/>
-            <w:tcMar>
-              <w:top w:w="100" w:type="dxa"/>
-              <w:bottom w:w="100" w:type="dxa"/>
-              <w:left w:w="150" w:type="dxa"/>
-              <w:right w:w="150" w:type="dxa"/>
-            </w:tcMar>
-          </w:tcPr>
-          <w:p>
-            <w:pPr>
-              <w:spacing w:before="0" w:after="0" w:line="276" w:lineRule="auto"/>
-            </w:pPr>
-            <w:r>
-              <w:rPr>
-                <w:rFonts w:ascii="Calibri" w:hAnsi="Calibri"/>
-                <w:color w:val="1E293B"/>
-                <w:sz w:val="19"/>
-              </w:rPr>
-              <w:t>45 Truong Dinh, Ben Thanh Ward, District 1</w:t>
-            </w:r>
-          </w:p>
-        </w:tc>
-        <w:tc>
-          <w:tcPr>
-            <w:tcW w:type="dxa" w:w="2484"/>
-            <w:vAlign w:val="center"/>
-            <w:shd w:fill="F8FAFC"/>
-            <w:tcMar>
-              <w:top w:w="100" w:type="dxa"/>
-              <w:bottom w:w="100" w:type="dxa"/>
-              <w:left w:w="150" w:type="dxa"/>
-              <w:right w:w="150" w:type="dxa"/>
-            </w:tcMar>
-          </w:tcPr>
-          <w:p>
-            <w:pPr>
-              <w:spacing w:before="0" w:after="0" w:line="276" w:lineRule="auto"/>
-            </w:pPr>
-            <w:r>
-              <w:rPr>
-                <w:rFonts w:ascii="Calibri" w:hAnsi="Calibri"/>
-                <w:color w:val="1E293B"/>
-                <w:sz w:val="19"/>
-              </w:rPr>
-              <w:t>South Indian Hinduism (Goddess Mariamman)</w:t>
-            </w:r>
-          </w:p>
-        </w:tc>
-        <w:tc>
-          <w:tcPr>
-            <w:tcW w:type="dxa" w:w="2484"/>
-            <w:vAlign w:val="center"/>
-            <w:shd w:fill="F8FAFC"/>
-            <w:tcMar>
-              <w:top w:w="100" w:type="dxa"/>
-              <w:bottom w:w="100" w:type="dxa"/>
-              <w:left w:w="150" w:type="dxa"/>
-              <w:right w:w="150" w:type="dxa"/>
-            </w:tcMar>
-          </w:tcPr>
-          <w:p>
-            <w:pPr>
-              <w:spacing w:before="0" w:after="0" w:line="276" w:lineRule="auto"/>
-            </w:pPr>
-            <w:r>
-              <w:rPr>
-                <w:rFonts w:ascii="Calibri" w:hAnsi="Calibri"/>
-                <w:color w:val="1E293B"/>
-                <w:sz w:val="19"/>
-              </w:rPr>
-              <w:t>Early 20th Century (Tamil Chettiar)</w:t>
-            </w:r>
-          </w:p>
-        </w:tc>
-        <w:tc>
-          <w:tcPr>
-            <w:tcW w:type="dxa" w:w="2484"/>
-            <w:vAlign w:val="center"/>
-            <w:shd w:fill="F8FAFC"/>
-            <w:tcMar>
-              <w:top w:w="100" w:type="dxa"/>
-              <w:bottom w:w="100" w:type="dxa"/>
-              <w:left w:w="150" w:type="dxa"/>
-              <w:right w:w="150" w:type="dxa"/>
-            </w:tcMar>
-          </w:tcPr>
-          <w:p>
-            <w:pPr>
-              <w:spacing w:before="0" w:after="0" w:line="276" w:lineRule="auto"/>
-            </w:pPr>
-            <w:r>
-              <w:rPr>
-                <w:rFonts w:ascii="Calibri" w:hAnsi="Calibri"/>
-                <w:color w:val="1E293B"/>
-                <w:sz w:val="19"/>
-              </w:rPr>
-              <w:t>Free Entry (Voluntary Offerings)</w:t>
-            </w:r>
-          </w:p>
-        </w:tc>
-      </w:tr>
-    </w:tbl>
-    <w:p>
-      <w:pPr>
-        <w:spacing w:before="0" w:after="80"/>
-      </w:pPr>
     </w:p>
     <w:p>
       <w:pPr>

--- a/content-pipeline/06-word-documents/02-english-word/007_mariamman-hindu-temple-saigon.docx
+++ b/content-pipeline/06-word-documents/02-english-word/007_mariamman-hindu-temple-saigon.docx
@@ -281,7 +281,7 @@
           <w:color w:val="1B365D"/>
           <w:sz w:val="32"/>
         </w:rPr>
-        <w:t>1. Footprints of the Tamil Chettiar Community in Old Saigon</w:t>
+        <w:t>Footprints of the Tamil Chettiar Community in Old Saigon</w:t>
       </w:r>
     </w:p>
     <w:p>
@@ -364,7 +364,7 @@
           <w:color w:val="1B365D"/>
           <w:sz w:val="32"/>
         </w:rPr>
-        <w:t>2. Deciphering South Indian Dravidian Temple Art</w:t>
+        <w:t>Deciphering South Indian Dravidian Temple Art</w:t>
       </w:r>
     </w:p>
     <w:p>
@@ -392,7 +392,7 @@
           <w:color w:val="D97706"/>
           <w:sz w:val="26"/>
         </w:rPr>
-        <w:t>2.1. The Gopuram: Gateway Between the Earthly and Divine</w:t>
+        <w:t>The Gopuram: Gateway Between the Earthly and Divine</w:t>
       </w:r>
     </w:p>
     <w:p>
@@ -437,7 +437,7 @@
           <w:color w:val="D97706"/>
           <w:sz w:val="26"/>
         </w:rPr>
-        <w:t>2.2. The Inner Sanctum: The Abode of Goddess Mariamman</w:t>
+        <w:t>The Inner Sanctum: The Abode of Goddess Mariamman</w:t>
       </w:r>
     </w:p>
     <w:p>
@@ -524,7 +524,7 @@
           <w:color w:val="1B365D"/>
           <w:sz w:val="32"/>
         </w:rPr>
-        <w:t>3. The Sacred Stone-Pressing Ritual: A Unique Cultural Synthesis</w:t>
+        <w:t>The Sacred Stone-Pressing Ritual: A Unique Cultural Synthesis</w:t>
       </w:r>
     </w:p>
     <w:p>
@@ -590,7 +590,7 @@
           <w:color w:val="1B365D"/>
           <w:sz w:val="32"/>
         </w:rPr>
-        <w:t>4. Curated Sacred Exploration Matrix</w:t>
+        <w:t>Curated Sacred Exploration Matrix</w:t>
       </w:r>
     </w:p>
     <w:tbl>
@@ -1283,7 +1283,7 @@
           <w:color w:val="1B365D"/>
           <w:sz w:val="32"/>
         </w:rPr>
-        <w:t>5. Conscious Traveler Protocol &amp; Field Guidelines (2026)</w:t>
+        <w:t>Conscious Traveler Protocol &amp; Field Guidelines (2026)</w:t>
       </w:r>
     </w:p>
     <w:p>

--- a/content-pipeline/06-word-documents/02-english-word/007_mariamman-hindu-temple-saigon.docx
+++ b/content-pipeline/06-word-documents/02-english-word/007_mariamman-hindu-temple-saigon.docx
@@ -364,7 +364,7 @@
           <w:color w:val="1B365D"/>
           <w:sz w:val="32"/>
         </w:rPr>
-        <w:t>Deciphering South Indian Dravidian Temple Art</w:t>
+        <w:t>Dravidian Temple Architecture: Carved Gopuram Towers &amp; Sacred Shrines</w:t>
       </w:r>
     </w:p>
     <w:p>

--- a/content-pipeline/06-word-documents/02-english-word/007_mariamman-hindu-temple-saigon.docx
+++ b/content-pipeline/06-word-documents/02-english-word/007_mariamman-hindu-temple-saigon.docx
@@ -1483,6 +1483,196 @@
     </w:p>
     <w:p>
       <w:pPr>
+        <w:spacing w:before="120" w:after="120"/>
+        <w:jc w:val="center"/>
+      </w:pPr>
+      <w:r>
+        <w:rPr>
+          <w:color w:val="CBD5E1"/>
+        </w:rPr>
+        <w:t>―――――――――――――――――――――――――――――――――――――――――――――</w:t>
+      </w:r>
+    </w:p>
+    <w:p>
+      <w:pPr>
+        <w:keepNext/>
+        <w:spacing w:before="320" w:after="120" w:line="276" w:lineRule="auto"/>
+      </w:pPr>
+      <w:r>
+        <w:rPr>
+          <w:rFonts w:ascii="Calibri" w:hAnsi="Calibri"/>
+          <w:b/>
+          <w:color w:val="1B365D"/>
+          <w:sz w:val="32"/>
+        </w:rPr>
+        <w:t>🗺️ Curated Cluster Connections</w:t>
+      </w:r>
+    </w:p>
+    <w:p>
+      <w:pPr>
+        <w:spacing w:before="40" w:after="120" w:line="276" w:lineRule="auto"/>
+      </w:pPr>
+      <w:r>
+        <w:rPr>
+          <w:rFonts w:ascii="Calibri" w:hAnsi="Calibri"/>
+          <w:color w:val="1E293B"/>
+          <w:sz w:val="21"/>
+        </w:rPr>
+        <w:t>To help you navigate District 1 with ease, explore our companion heritage guides:</w:t>
+      </w:r>
+      <w:r>
+        <w:rPr>
+          <w:rFonts w:ascii="Calibri" w:hAnsi="Calibri"/>
+          <w:color w:val="1E293B"/>
+          <w:sz w:val="21"/>
+        </w:rPr>
+      </w:r>
+      <w:r>
+        <w:rPr>
+          <w:rFonts w:ascii="Calibri" w:hAnsi="Calibri"/>
+          <w:color w:val="1E293B"/>
+          <w:sz w:val="21"/>
+        </w:rPr>
+        <w:br/>
+        <w:t xml:space="preserve">- </w:t>
+      </w:r>
+      <w:r>
+        <w:rPr>
+          <w:rFonts w:ascii="Calibri" w:hAnsi="Calibri"/>
+          <w:b/>
+          <w:color w:val="1E293B"/>
+          <w:sz w:val="21"/>
+        </w:rPr>
+        <w:t>One-Day Ben Thanh Walking Tour:</w:t>
+      </w:r>
+      <w:r>
+        <w:rPr>
+          <w:rFonts w:ascii="Calibri" w:hAnsi="Calibri"/>
+          <w:color w:val="1E293B"/>
+          <w:sz w:val="21"/>
+        </w:rPr>
+        <w:t xml:space="preserve"> including the temple in our morning </w:t>
+      </w:r>
+      <w:r>
+        <w:rPr>
+          <w:rFonts w:ascii="Calibri" w:hAnsi="Calibri"/>
+          <w:color w:val="1E293B"/>
+          <w:sz w:val="21"/>
+          <w:u w:val="single"/>
+        </w:rPr>
+        <w:t>one-day Ben Thanh walking tour</w:t>
+      </w:r>
+      <w:r>
+        <w:rPr>
+          <w:rFonts w:ascii="Calibri" w:hAnsi="Calibri"/>
+          <w:color w:val="1E293B"/>
+          <w:sz w:val="21"/>
+        </w:rPr>
+        <w:t>.</w:t>
+      </w:r>
+      <w:r>
+        <w:rPr>
+          <w:rFonts w:ascii="Calibri" w:hAnsi="Calibri"/>
+          <w:color w:val="1E293B"/>
+          <w:sz w:val="21"/>
+        </w:rPr>
+      </w:r>
+      <w:r>
+        <w:rPr>
+          <w:rFonts w:ascii="Calibri" w:hAnsi="Calibri"/>
+          <w:color w:val="1E293B"/>
+          <w:sz w:val="21"/>
+        </w:rPr>
+        <w:br/>
+        <w:t xml:space="preserve">- </w:t>
+      </w:r>
+      <w:r>
+        <w:rPr>
+          <w:rFonts w:ascii="Calibri" w:hAnsi="Calibri"/>
+          <w:b/>
+          <w:color w:val="1E293B"/>
+          <w:sz w:val="21"/>
+        </w:rPr>
+        <w:t>Secret Apartment Cafes:</w:t>
+      </w:r>
+      <w:r>
+        <w:rPr>
+          <w:rFonts w:ascii="Calibri" w:hAnsi="Calibri"/>
+          <w:color w:val="1E293B"/>
+          <w:sz w:val="21"/>
+        </w:rPr>
+        <w:t xml:space="preserve"> relaxing after your temple visit in </w:t>
+      </w:r>
+      <w:r>
+        <w:rPr>
+          <w:rFonts w:ascii="Calibri" w:hAnsi="Calibri"/>
+          <w:color w:val="1E293B"/>
+          <w:sz w:val="21"/>
+          <w:u w:val="single"/>
+        </w:rPr>
+        <w:t>secret apartment cafes near Ben Thanh</w:t>
+      </w:r>
+      <w:r>
+        <w:rPr>
+          <w:rFonts w:ascii="Calibri" w:hAnsi="Calibri"/>
+          <w:color w:val="1E293B"/>
+          <w:sz w:val="21"/>
+        </w:rPr>
+        <w:t>.</w:t>
+      </w:r>
+      <w:r>
+        <w:rPr>
+          <w:rFonts w:ascii="Calibri" w:hAnsi="Calibri"/>
+          <w:color w:val="1E293B"/>
+          <w:sz w:val="21"/>
+        </w:rPr>
+      </w:r>
+      <w:r>
+        <w:rPr>
+          <w:rFonts w:ascii="Calibri" w:hAnsi="Calibri"/>
+          <w:color w:val="1E293B"/>
+          <w:sz w:val="21"/>
+        </w:rPr>
+        <w:br/>
+        <w:t xml:space="preserve">- </w:t>
+      </w:r>
+      <w:r>
+        <w:rPr>
+          <w:rFonts w:ascii="Calibri" w:hAnsi="Calibri"/>
+          <w:b/>
+          <w:color w:val="1E293B"/>
+          <w:sz w:val="21"/>
+        </w:rPr>
+        <w:t>Curated Vietnam Tours:</w:t>
+      </w:r>
+      <w:r>
+        <w:rPr>
+          <w:rFonts w:ascii="Calibri" w:hAnsi="Calibri"/>
+          <w:color w:val="1E293B"/>
+          <w:sz w:val="21"/>
+        </w:rPr>
+        <w:t xml:space="preserve"> discovering more southern heritage on our </w:t>
+      </w:r>
+      <w:r>
+        <w:rPr>
+          <w:rFonts w:ascii="Calibri" w:hAnsi="Calibri"/>
+          <w:color w:val="1E293B"/>
+          <w:sz w:val="21"/>
+          <w:u w:val="single"/>
+        </w:rPr>
+        <w:t>curated Vietnam tours</w:t>
+      </w:r>
+      <w:r>
+        <w:rPr>
+          <w:rFonts w:ascii="Calibri" w:hAnsi="Calibri"/>
+          <w:color w:val="1E293B"/>
+          <w:sz w:val="21"/>
+        </w:rPr>
+        <w:t>.</w:t>
+      </w:r>
+    </w:p>
+    <w:p>
+      <w:pPr>
         <w:keepNext/>
         <w:spacing w:before="320" w:after="120" w:line="276" w:lineRule="auto"/>
       </w:pPr>
